--- a/Record/week-1-record/Experiment_01_Lab_Record.docx
+++ b/Record/week-1-record/Experiment_01_Lab_Record.docx
@@ -249,7 +249,14 @@
           <w:b/>
           <w:sz w:val="26"/>
         </w:rPr>
-        <w:t>ARCHITECTURE / DESIGN</w:t>
+        <w:t>A</w:t>
+      </w:r>
+      <w:r>
+        <w:rPr>
+          <w:b/>
+          <w:sz w:val="26"/>
+        </w:rPr>
+        <w:t>LGORITHM</w:t>
       </w:r>
     </w:p>
     <w:p>
@@ -309,7 +316,23 @@
         <w:t xml:space="preserve">Step 4: Form Controls &amp; Layout: </w:t>
       </w:r>
       <w:r>
-        <w:t>Build an interactive enquiry form enclosed within a &lt;fieldset&gt; and labeled using &lt;legend&gt;. Implement interactive field inputs including standard text, email, phone number, textarea, submit button, and form reset triggers.</w:t>
+        <w:t>Build an interactive enquiry form enclosed within a &lt;</w:t>
+      </w:r>
+      <w:proofErr w:type="spellStart"/>
+      <w:r>
+        <w:t>fieldset</w:t>
+      </w:r>
+      <w:proofErr w:type="spellEnd"/>
+      <w:r>
+        <w:t xml:space="preserve">&gt; and labeled using &lt;legend&gt;. Implement interactive field inputs including standard text, email, phone number, </w:t>
+      </w:r>
+      <w:proofErr w:type="spellStart"/>
+      <w:r>
+        <w:t>textarea</w:t>
+      </w:r>
+      <w:proofErr w:type="spellEnd"/>
+      <w:r>
+        <w:t>, submit button, and form reset triggers.</w:t>
       </w:r>
     </w:p>
     <w:p>
@@ -330,6 +353,46 @@
     </w:p>
     <w:p>
       <w:pPr>
+        <w:spacing w:before="40" w:after="40"/>
+        <w:ind w:left="288"/>
+      </w:pPr>
+    </w:p>
+    <w:p>
+      <w:pPr>
+        <w:spacing w:before="40" w:after="40"/>
+        <w:ind w:left="288"/>
+        <w:rPr>
+          <w:b/>
+          <w:bCs/>
+        </w:rPr>
+      </w:pPr>
+      <w:r>
+        <w:rPr>
+          <w:b/>
+          <w:bCs/>
+        </w:rPr>
+        <w:t>ARCHITECTURE</w:t>
+      </w:r>
+    </w:p>
+    <w:p>
+      <w:pPr>
+        <w:spacing w:before="40" w:after="40"/>
+        <w:ind w:left="288"/>
+        <w:rPr>
+          <w:b/>
+          <w:bCs/>
+        </w:rPr>
+      </w:pPr>
+      <w:r>
+        <w:rPr>
+          <w:b/>
+          <w:bCs/>
+        </w:rPr>
+        <w:t>[Start] ──&gt; [Initialize HTML5 Boilerplate] ──&gt; [Render Semantic Sections &amp; Headers] │ [End] &lt;── [Process Reset/Submit Actions] &lt;── [Render Form Controls &amp; Styling]</w:t>
+      </w:r>
+    </w:p>
+    <w:p>
+      <w:pPr>
         <w:keepNext/>
         <w:spacing w:before="240" w:after="80"/>
       </w:pPr>
@@ -368,7 +431,23 @@
           <w:sz w:val="19"/>
         </w:rPr>
         <w:br/>
-        <w:t>&lt;html lang="en"&gt;</w:t>
+        <w:t>&lt;html lang="</w:t>
+      </w:r>
+      <w:proofErr w:type="spellStart"/>
+      <w:r>
+        <w:rPr>
+          <w:rFonts w:ascii="Courier New" w:hAnsi="Courier New"/>
+          <w:sz w:val="19"/>
+        </w:rPr>
+        <w:t>en</w:t>
+      </w:r>
+      <w:proofErr w:type="spellEnd"/>
+      <w:r>
+        <w:rPr>
+          <w:rFonts w:ascii="Courier New" w:hAnsi="Courier New"/>
+          <w:sz w:val="19"/>
+        </w:rPr>
+        <w:t>"&gt;</w:t>
       </w:r>
       <w:r>
         <w:rPr>
@@ -440,7 +519,23 @@
           <w:sz w:val="19"/>
         </w:rPr>
         <w:br/>
-        <w:t xml:space="preserve">        &lt;header style="text-align: center;"&gt;Lorem ipsum dolor sit amet.&lt;/header&gt;</w:t>
+        <w:t xml:space="preserve">        &lt;header style="text-align: center;"&gt;Lorem ipsum dolor sit </w:t>
+      </w:r>
+      <w:proofErr w:type="spellStart"/>
+      <w:r>
+        <w:rPr>
+          <w:rFonts w:ascii="Courier New" w:hAnsi="Courier New"/>
+          <w:sz w:val="19"/>
+        </w:rPr>
+        <w:t>amet</w:t>
+      </w:r>
+      <w:proofErr w:type="spellEnd"/>
+      <w:r>
+        <w:rPr>
+          <w:rFonts w:ascii="Courier New" w:hAnsi="Courier New"/>
+          <w:sz w:val="19"/>
+        </w:rPr>
+        <w:t>.&lt;/header&gt;</w:t>
       </w:r>
       <w:r>
         <w:rPr>
@@ -448,7 +543,199 @@
           <w:sz w:val="19"/>
         </w:rPr>
         <w:br/>
-        <w:t xml:space="preserve">        &lt;p&gt;Lorem ipsum dolor sit, amet consectetur adipisicing elit. Illum voluptas non sequi animi repellat commodi quaerat quod deserunt officiis alias!&lt;/p&gt;</w:t>
+        <w:t xml:space="preserve">        &lt;p&gt;Lorem ipsum dolor sit, </w:t>
+      </w:r>
+      <w:proofErr w:type="spellStart"/>
+      <w:r>
+        <w:rPr>
+          <w:rFonts w:ascii="Courier New" w:hAnsi="Courier New"/>
+          <w:sz w:val="19"/>
+        </w:rPr>
+        <w:t>amet</w:t>
+      </w:r>
+      <w:proofErr w:type="spellEnd"/>
+      <w:r>
+        <w:rPr>
+          <w:rFonts w:ascii="Courier New" w:hAnsi="Courier New"/>
+          <w:sz w:val="19"/>
+        </w:rPr>
+        <w:t xml:space="preserve"> </w:t>
+      </w:r>
+      <w:proofErr w:type="spellStart"/>
+      <w:r>
+        <w:rPr>
+          <w:rFonts w:ascii="Courier New" w:hAnsi="Courier New"/>
+          <w:sz w:val="19"/>
+        </w:rPr>
+        <w:t>consectetur</w:t>
+      </w:r>
+      <w:proofErr w:type="spellEnd"/>
+      <w:r>
+        <w:rPr>
+          <w:rFonts w:ascii="Courier New" w:hAnsi="Courier New"/>
+          <w:sz w:val="19"/>
+        </w:rPr>
+        <w:t xml:space="preserve"> </w:t>
+      </w:r>
+      <w:proofErr w:type="spellStart"/>
+      <w:r>
+        <w:rPr>
+          <w:rFonts w:ascii="Courier New" w:hAnsi="Courier New"/>
+          <w:sz w:val="19"/>
+        </w:rPr>
+        <w:t>adipisicing</w:t>
+      </w:r>
+      <w:proofErr w:type="spellEnd"/>
+      <w:r>
+        <w:rPr>
+          <w:rFonts w:ascii="Courier New" w:hAnsi="Courier New"/>
+          <w:sz w:val="19"/>
+        </w:rPr>
+        <w:t xml:space="preserve"> </w:t>
+      </w:r>
+      <w:proofErr w:type="spellStart"/>
+      <w:r>
+        <w:rPr>
+          <w:rFonts w:ascii="Courier New" w:hAnsi="Courier New"/>
+          <w:sz w:val="19"/>
+        </w:rPr>
+        <w:t>elit</w:t>
+      </w:r>
+      <w:proofErr w:type="spellEnd"/>
+      <w:r>
+        <w:rPr>
+          <w:rFonts w:ascii="Courier New" w:hAnsi="Courier New"/>
+          <w:sz w:val="19"/>
+        </w:rPr>
+        <w:t xml:space="preserve">. Illum </w:t>
+      </w:r>
+      <w:proofErr w:type="spellStart"/>
+      <w:r>
+        <w:rPr>
+          <w:rFonts w:ascii="Courier New" w:hAnsi="Courier New"/>
+          <w:sz w:val="19"/>
+        </w:rPr>
+        <w:t>voluptas</w:t>
+      </w:r>
+      <w:proofErr w:type="spellEnd"/>
+      <w:r>
+        <w:rPr>
+          <w:rFonts w:ascii="Courier New" w:hAnsi="Courier New"/>
+          <w:sz w:val="19"/>
+        </w:rPr>
+        <w:t xml:space="preserve"> non </w:t>
+      </w:r>
+      <w:proofErr w:type="spellStart"/>
+      <w:r>
+        <w:rPr>
+          <w:rFonts w:ascii="Courier New" w:hAnsi="Courier New"/>
+          <w:sz w:val="19"/>
+        </w:rPr>
+        <w:t>sequi</w:t>
+      </w:r>
+      <w:proofErr w:type="spellEnd"/>
+      <w:r>
+        <w:rPr>
+          <w:rFonts w:ascii="Courier New" w:hAnsi="Courier New"/>
+          <w:sz w:val="19"/>
+        </w:rPr>
+        <w:t xml:space="preserve"> animi </w:t>
+      </w:r>
+      <w:proofErr w:type="spellStart"/>
+      <w:r>
+        <w:rPr>
+          <w:rFonts w:ascii="Courier New" w:hAnsi="Courier New"/>
+          <w:sz w:val="19"/>
+        </w:rPr>
+        <w:t>repellat</w:t>
+      </w:r>
+      <w:proofErr w:type="spellEnd"/>
+      <w:r>
+        <w:rPr>
+          <w:rFonts w:ascii="Courier New" w:hAnsi="Courier New"/>
+          <w:sz w:val="19"/>
+        </w:rPr>
+        <w:t xml:space="preserve"> </w:t>
+      </w:r>
+      <w:proofErr w:type="spellStart"/>
+      <w:r>
+        <w:rPr>
+          <w:rFonts w:ascii="Courier New" w:hAnsi="Courier New"/>
+          <w:sz w:val="19"/>
+        </w:rPr>
+        <w:t>commodi</w:t>
+      </w:r>
+      <w:proofErr w:type="spellEnd"/>
+      <w:r>
+        <w:rPr>
+          <w:rFonts w:ascii="Courier New" w:hAnsi="Courier New"/>
+          <w:sz w:val="19"/>
+        </w:rPr>
+        <w:t xml:space="preserve"> </w:t>
+      </w:r>
+      <w:proofErr w:type="spellStart"/>
+      <w:r>
+        <w:rPr>
+          <w:rFonts w:ascii="Courier New" w:hAnsi="Courier New"/>
+          <w:sz w:val="19"/>
+        </w:rPr>
+        <w:t>quaerat</w:t>
+      </w:r>
+      <w:proofErr w:type="spellEnd"/>
+      <w:r>
+        <w:rPr>
+          <w:rFonts w:ascii="Courier New" w:hAnsi="Courier New"/>
+          <w:sz w:val="19"/>
+        </w:rPr>
+        <w:t xml:space="preserve"> </w:t>
+      </w:r>
+      <w:proofErr w:type="spellStart"/>
+      <w:r>
+        <w:rPr>
+          <w:rFonts w:ascii="Courier New" w:hAnsi="Courier New"/>
+          <w:sz w:val="19"/>
+        </w:rPr>
+        <w:t>quod</w:t>
+      </w:r>
+      <w:proofErr w:type="spellEnd"/>
+      <w:r>
+        <w:rPr>
+          <w:rFonts w:ascii="Courier New" w:hAnsi="Courier New"/>
+          <w:sz w:val="19"/>
+        </w:rPr>
+        <w:t xml:space="preserve"> </w:t>
+      </w:r>
+      <w:proofErr w:type="spellStart"/>
+      <w:r>
+        <w:rPr>
+          <w:rFonts w:ascii="Courier New" w:hAnsi="Courier New"/>
+          <w:sz w:val="19"/>
+        </w:rPr>
+        <w:t>deserunt</w:t>
+      </w:r>
+      <w:proofErr w:type="spellEnd"/>
+      <w:r>
+        <w:rPr>
+          <w:rFonts w:ascii="Courier New" w:hAnsi="Courier New"/>
+          <w:sz w:val="19"/>
+        </w:rPr>
+        <w:t xml:space="preserve"> </w:t>
+      </w:r>
+      <w:proofErr w:type="spellStart"/>
+      <w:r>
+        <w:rPr>
+          <w:rFonts w:ascii="Courier New" w:hAnsi="Courier New"/>
+          <w:sz w:val="19"/>
+        </w:rPr>
+        <w:t>officiis</w:t>
+      </w:r>
+      <w:proofErr w:type="spellEnd"/>
+      <w:r>
+        <w:rPr>
+          <w:rFonts w:ascii="Courier New" w:hAnsi="Courier New"/>
+          <w:sz w:val="19"/>
+        </w:rPr>
+        <w:t xml:space="preserve"> alias!&lt;/p&gt;</w:t>
       </w:r>
       <w:r>
         <w:rPr>
@@ -456,7 +743,23 @@
           <w:sz w:val="19"/>
         </w:rPr>
         <w:br/>
-        <w:t xml:space="preserve">        &lt;footer&gt;Lorem ipsum dolor sit amet.&lt;/footer&gt;</w:t>
+        <w:t xml:space="preserve">        &lt;footer&gt;Lorem ipsum dolor sit </w:t>
+      </w:r>
+      <w:proofErr w:type="spellStart"/>
+      <w:r>
+        <w:rPr>
+          <w:rFonts w:ascii="Courier New" w:hAnsi="Courier New"/>
+          <w:sz w:val="19"/>
+        </w:rPr>
+        <w:t>amet</w:t>
+      </w:r>
+      <w:proofErr w:type="spellEnd"/>
+      <w:r>
+        <w:rPr>
+          <w:rFonts w:ascii="Courier New" w:hAnsi="Courier New"/>
+          <w:sz w:val="19"/>
+        </w:rPr>
+        <w:t>.&lt;/footer&gt;</w:t>
       </w:r>
       <w:r>
         <w:rPr>
@@ -472,7 +775,23 @@
           <w:sz w:val="19"/>
         </w:rPr>
         <w:br/>
-        <w:t xml:space="preserve">    &lt;br&gt;</w:t>
+        <w:t xml:space="preserve">    &lt;</w:t>
+      </w:r>
+      <w:proofErr w:type="spellStart"/>
+      <w:r>
+        <w:rPr>
+          <w:rFonts w:ascii="Courier New" w:hAnsi="Courier New"/>
+          <w:sz w:val="19"/>
+        </w:rPr>
+        <w:t>br</w:t>
+      </w:r>
+      <w:proofErr w:type="spellEnd"/>
+      <w:r>
+        <w:rPr>
+          <w:rFonts w:ascii="Courier New" w:hAnsi="Courier New"/>
+          <w:sz w:val="19"/>
+        </w:rPr>
+        <w:t>&gt;</w:t>
       </w:r>
       <w:r>
         <w:rPr>
@@ -480,7 +799,23 @@
           <w:sz w:val="19"/>
         </w:rPr>
         <w:br/>
-        <w:t xml:space="preserve">    &lt;a href="https://google.com"&gt;click here&lt;/a&gt;</w:t>
+        <w:t xml:space="preserve">    &lt;a </w:t>
+      </w:r>
+      <w:proofErr w:type="spellStart"/>
+      <w:r>
+        <w:rPr>
+          <w:rFonts w:ascii="Courier New" w:hAnsi="Courier New"/>
+          <w:sz w:val="19"/>
+        </w:rPr>
+        <w:t>href</w:t>
+      </w:r>
+      <w:proofErr w:type="spellEnd"/>
+      <w:r>
+        <w:rPr>
+          <w:rFonts w:ascii="Courier New" w:hAnsi="Courier New"/>
+          <w:sz w:val="19"/>
+        </w:rPr>
+        <w:t>="https://google.com"&gt;click here&lt;/a&gt;</w:t>
       </w:r>
       <w:r>
         <w:rPr>
@@ -488,7 +823,39 @@
           <w:sz w:val="19"/>
         </w:rPr>
         <w:br/>
-        <w:t xml:space="preserve">    &lt;br&gt;&lt;br&gt;</w:t>
+        <w:t xml:space="preserve">    &lt;</w:t>
+      </w:r>
+      <w:proofErr w:type="spellStart"/>
+      <w:r>
+        <w:rPr>
+          <w:rFonts w:ascii="Courier New" w:hAnsi="Courier New"/>
+          <w:sz w:val="19"/>
+        </w:rPr>
+        <w:t>br</w:t>
+      </w:r>
+      <w:proofErr w:type="spellEnd"/>
+      <w:r>
+        <w:rPr>
+          <w:rFonts w:ascii="Courier New" w:hAnsi="Courier New"/>
+          <w:sz w:val="19"/>
+        </w:rPr>
+        <w:t>&gt;&lt;</w:t>
+      </w:r>
+      <w:proofErr w:type="spellStart"/>
+      <w:r>
+        <w:rPr>
+          <w:rFonts w:ascii="Courier New" w:hAnsi="Courier New"/>
+          <w:sz w:val="19"/>
+        </w:rPr>
+        <w:t>br</w:t>
+      </w:r>
+      <w:proofErr w:type="spellEnd"/>
+      <w:r>
+        <w:rPr>
+          <w:rFonts w:ascii="Courier New" w:hAnsi="Courier New"/>
+          <w:sz w:val="19"/>
+        </w:rPr>
+        <w:t>&gt;</w:t>
       </w:r>
       <w:r>
         <w:rPr>
@@ -512,7 +879,23 @@
           <w:sz w:val="19"/>
         </w:rPr>
         <w:br/>
-        <w:t xml:space="preserve">            &lt;fieldset style="width: min-content;"&gt;</w:t>
+        <w:t xml:space="preserve">            &lt;</w:t>
+      </w:r>
+      <w:proofErr w:type="spellStart"/>
+      <w:r>
+        <w:rPr>
+          <w:rFonts w:ascii="Courier New" w:hAnsi="Courier New"/>
+          <w:sz w:val="19"/>
+        </w:rPr>
+        <w:t>fieldset</w:t>
+      </w:r>
+      <w:proofErr w:type="spellEnd"/>
+      <w:r>
+        <w:rPr>
+          <w:rFonts w:ascii="Courier New" w:hAnsi="Courier New"/>
+          <w:sz w:val="19"/>
+        </w:rPr>
+        <w:t xml:space="preserve"> style="width: min-content;"&gt;</w:t>
       </w:r>
       <w:r>
         <w:rPr>
@@ -544,7 +927,39 @@
           <w:sz w:val="19"/>
         </w:rPr>
         <w:br/>
-        <w:t xml:space="preserve">                &lt;br&gt;&lt;br&gt;</w:t>
+        <w:t xml:space="preserve">                &lt;</w:t>
+      </w:r>
+      <w:proofErr w:type="spellStart"/>
+      <w:r>
+        <w:rPr>
+          <w:rFonts w:ascii="Courier New" w:hAnsi="Courier New"/>
+          <w:sz w:val="19"/>
+        </w:rPr>
+        <w:t>br</w:t>
+      </w:r>
+      <w:proofErr w:type="spellEnd"/>
+      <w:r>
+        <w:rPr>
+          <w:rFonts w:ascii="Courier New" w:hAnsi="Courier New"/>
+          <w:sz w:val="19"/>
+        </w:rPr>
+        <w:t>&gt;&lt;</w:t>
+      </w:r>
+      <w:proofErr w:type="spellStart"/>
+      <w:r>
+        <w:rPr>
+          <w:rFonts w:ascii="Courier New" w:hAnsi="Courier New"/>
+          <w:sz w:val="19"/>
+        </w:rPr>
+        <w:t>br</w:t>
+      </w:r>
+      <w:proofErr w:type="spellEnd"/>
+      <w:r>
+        <w:rPr>
+          <w:rFonts w:ascii="Courier New" w:hAnsi="Courier New"/>
+          <w:sz w:val="19"/>
+        </w:rPr>
+        <w:t>&gt;</w:t>
       </w:r>
       <w:r>
         <w:rPr>
@@ -568,7 +983,39 @@
           <w:sz w:val="19"/>
         </w:rPr>
         <w:br/>
-        <w:t xml:space="preserve">                &lt;br&gt;&lt;br&gt;</w:t>
+        <w:t xml:space="preserve">                &lt;</w:t>
+      </w:r>
+      <w:proofErr w:type="spellStart"/>
+      <w:r>
+        <w:rPr>
+          <w:rFonts w:ascii="Courier New" w:hAnsi="Courier New"/>
+          <w:sz w:val="19"/>
+        </w:rPr>
+        <w:t>br</w:t>
+      </w:r>
+      <w:proofErr w:type="spellEnd"/>
+      <w:r>
+        <w:rPr>
+          <w:rFonts w:ascii="Courier New" w:hAnsi="Courier New"/>
+          <w:sz w:val="19"/>
+        </w:rPr>
+        <w:t>&gt;&lt;</w:t>
+      </w:r>
+      <w:proofErr w:type="spellStart"/>
+      <w:r>
+        <w:rPr>
+          <w:rFonts w:ascii="Courier New" w:hAnsi="Courier New"/>
+          <w:sz w:val="19"/>
+        </w:rPr>
+        <w:t>br</w:t>
+      </w:r>
+      <w:proofErr w:type="spellEnd"/>
+      <w:r>
+        <w:rPr>
+          <w:rFonts w:ascii="Courier New" w:hAnsi="Courier New"/>
+          <w:sz w:val="19"/>
+        </w:rPr>
+        <w:t>&gt;</w:t>
       </w:r>
       <w:r>
         <w:rPr>
@@ -592,7 +1039,39 @@
           <w:sz w:val="19"/>
         </w:rPr>
         <w:br/>
-        <w:t xml:space="preserve">                &lt;br&gt;&lt;br&gt;</w:t>
+        <w:t xml:space="preserve">                &lt;</w:t>
+      </w:r>
+      <w:proofErr w:type="spellStart"/>
+      <w:r>
+        <w:rPr>
+          <w:rFonts w:ascii="Courier New" w:hAnsi="Courier New"/>
+          <w:sz w:val="19"/>
+        </w:rPr>
+        <w:t>br</w:t>
+      </w:r>
+      <w:proofErr w:type="spellEnd"/>
+      <w:r>
+        <w:rPr>
+          <w:rFonts w:ascii="Courier New" w:hAnsi="Courier New"/>
+          <w:sz w:val="19"/>
+        </w:rPr>
+        <w:t>&gt;&lt;</w:t>
+      </w:r>
+      <w:proofErr w:type="spellStart"/>
+      <w:r>
+        <w:rPr>
+          <w:rFonts w:ascii="Courier New" w:hAnsi="Courier New"/>
+          <w:sz w:val="19"/>
+        </w:rPr>
+        <w:t>br</w:t>
+      </w:r>
+      <w:proofErr w:type="spellEnd"/>
+      <w:r>
+        <w:rPr>
+          <w:rFonts w:ascii="Courier New" w:hAnsi="Courier New"/>
+          <w:sz w:val="19"/>
+        </w:rPr>
+        <w:t>&gt;</w:t>
       </w:r>
       <w:r>
         <w:rPr>
@@ -608,7 +1087,46 @@
           <w:sz w:val="19"/>
         </w:rPr>
         <w:br/>
-        <w:t xml:space="preserve">                &lt;textarea id="address" name="address" rows="5" cols="40" placeholder="Please Enter Your Address"&gt;&lt;/textarea&gt;</w:t>
+      </w:r>
+      <w:r>
+        <w:rPr>
+          <w:rFonts w:ascii="Courier New" w:hAnsi="Courier New"/>
+          <w:sz w:val="19"/>
+        </w:rPr>
+        <w:lastRenderedPageBreak/>
+        <w:t xml:space="preserve">                &lt;</w:t>
+      </w:r>
+      <w:proofErr w:type="spellStart"/>
+      <w:r>
+        <w:rPr>
+          <w:rFonts w:ascii="Courier New" w:hAnsi="Courier New"/>
+          <w:sz w:val="19"/>
+        </w:rPr>
+        <w:t>textarea</w:t>
+      </w:r>
+      <w:proofErr w:type="spellEnd"/>
+      <w:r>
+        <w:rPr>
+          <w:rFonts w:ascii="Courier New" w:hAnsi="Courier New"/>
+          <w:sz w:val="19"/>
+        </w:rPr>
+        <w:t xml:space="preserve"> id="address" name="address" rows="5" cols="40" placeholder="Please Enter Your Address"&gt;&lt;/</w:t>
+      </w:r>
+      <w:proofErr w:type="spellStart"/>
+      <w:r>
+        <w:rPr>
+          <w:rFonts w:ascii="Courier New" w:hAnsi="Courier New"/>
+          <w:sz w:val="19"/>
+        </w:rPr>
+        <w:t>textarea</w:t>
+      </w:r>
+      <w:proofErr w:type="spellEnd"/>
+      <w:r>
+        <w:rPr>
+          <w:rFonts w:ascii="Courier New" w:hAnsi="Courier New"/>
+          <w:sz w:val="19"/>
+        </w:rPr>
+        <w:t>&gt;</w:t>
       </w:r>
       <w:r>
         <w:rPr>
@@ -616,7 +1134,39 @@
           <w:sz w:val="19"/>
         </w:rPr>
         <w:br/>
-        <w:t xml:space="preserve">                &lt;br&gt;&lt;br&gt;</w:t>
+        <w:t xml:space="preserve">                &lt;</w:t>
+      </w:r>
+      <w:proofErr w:type="spellStart"/>
+      <w:r>
+        <w:rPr>
+          <w:rFonts w:ascii="Courier New" w:hAnsi="Courier New"/>
+          <w:sz w:val="19"/>
+        </w:rPr>
+        <w:t>br</w:t>
+      </w:r>
+      <w:proofErr w:type="spellEnd"/>
+      <w:r>
+        <w:rPr>
+          <w:rFonts w:ascii="Courier New" w:hAnsi="Courier New"/>
+          <w:sz w:val="19"/>
+        </w:rPr>
+        <w:t>&gt;&lt;</w:t>
+      </w:r>
+      <w:proofErr w:type="spellStart"/>
+      <w:r>
+        <w:rPr>
+          <w:rFonts w:ascii="Courier New" w:hAnsi="Courier New"/>
+          <w:sz w:val="19"/>
+        </w:rPr>
+        <w:t>br</w:t>
+      </w:r>
+      <w:proofErr w:type="spellEnd"/>
+      <w:r>
+        <w:rPr>
+          <w:rFonts w:ascii="Courier New" w:hAnsi="Courier New"/>
+          <w:sz w:val="19"/>
+        </w:rPr>
+        <w:t>&gt;</w:t>
       </w:r>
       <w:r>
         <w:rPr>
@@ -640,14 +1190,23 @@
           <w:sz w:val="19"/>
         </w:rPr>
         <w:br/>
-      </w:r>
-      <w:r>
-        <w:rPr>
-          <w:rFonts w:ascii="Courier New" w:hAnsi="Courier New"/>
-          <w:sz w:val="19"/>
-        </w:rPr>
-        <w:lastRenderedPageBreak/>
-        <w:t xml:space="preserve">            &lt;/fieldset&gt;</w:t>
+        <w:t xml:space="preserve">            &lt;/</w:t>
+      </w:r>
+      <w:proofErr w:type="spellStart"/>
+      <w:r>
+        <w:rPr>
+          <w:rFonts w:ascii="Courier New" w:hAnsi="Courier New"/>
+          <w:sz w:val="19"/>
+        </w:rPr>
+        <w:t>fieldset</w:t>
+      </w:r>
+      <w:proofErr w:type="spellEnd"/>
+      <w:r>
+        <w:rPr>
+          <w:rFonts w:ascii="Courier New" w:hAnsi="Courier New"/>
+          <w:sz w:val="19"/>
+        </w:rPr>
+        <w:t>&gt;</w:t>
       </w:r>
       <w:r>
         <w:rPr>
@@ -679,7 +1238,23 @@
           <w:sz w:val="19"/>
         </w:rPr>
         <w:br/>
-        <w:t xml:space="preserve">        Lorem, ipsum dolor sit amet </w:t>
+        <w:t xml:space="preserve">        Lorem, ipsum dolor sit </w:t>
+      </w:r>
+      <w:proofErr w:type="spellStart"/>
+      <w:r>
+        <w:rPr>
+          <w:rFonts w:ascii="Courier New" w:hAnsi="Courier New"/>
+          <w:sz w:val="19"/>
+        </w:rPr>
+        <w:t>amet</w:t>
+      </w:r>
+      <w:proofErr w:type="spellEnd"/>
+      <w:r>
+        <w:rPr>
+          <w:rFonts w:ascii="Courier New" w:hAnsi="Courier New"/>
+          <w:sz w:val="19"/>
+        </w:rPr>
+        <w:t xml:space="preserve"> </w:t>
       </w:r>
       <w:r>
         <w:rPr>
@@ -695,8 +1270,129 @@
           <w:sz w:val="19"/>
         </w:rPr>
         <w:br/>
-        <w:t xml:space="preserve">            consectetur adipisicing elit. &lt;u&gt;Dolor, aliquid ipsum&lt;/u&gt;, tempore et dolore iste tempora aperiam consequuntur</w:t>
-      </w:r>
+        <w:t xml:space="preserve">            </w:t>
+      </w:r>
+      <w:proofErr w:type="spellStart"/>
+      <w:r>
+        <w:rPr>
+          <w:rFonts w:ascii="Courier New" w:hAnsi="Courier New"/>
+          <w:sz w:val="19"/>
+        </w:rPr>
+        <w:t>consectetur</w:t>
+      </w:r>
+      <w:proofErr w:type="spellEnd"/>
+      <w:r>
+        <w:rPr>
+          <w:rFonts w:ascii="Courier New" w:hAnsi="Courier New"/>
+          <w:sz w:val="19"/>
+        </w:rPr>
+        <w:t xml:space="preserve"> </w:t>
+      </w:r>
+      <w:proofErr w:type="spellStart"/>
+      <w:r>
+        <w:rPr>
+          <w:rFonts w:ascii="Courier New" w:hAnsi="Courier New"/>
+          <w:sz w:val="19"/>
+        </w:rPr>
+        <w:t>adipisicing</w:t>
+      </w:r>
+      <w:proofErr w:type="spellEnd"/>
+      <w:r>
+        <w:rPr>
+          <w:rFonts w:ascii="Courier New" w:hAnsi="Courier New"/>
+          <w:sz w:val="19"/>
+        </w:rPr>
+        <w:t xml:space="preserve"> </w:t>
+      </w:r>
+      <w:proofErr w:type="spellStart"/>
+      <w:r>
+        <w:rPr>
+          <w:rFonts w:ascii="Courier New" w:hAnsi="Courier New"/>
+          <w:sz w:val="19"/>
+        </w:rPr>
+        <w:t>elit</w:t>
+      </w:r>
+      <w:proofErr w:type="spellEnd"/>
+      <w:r>
+        <w:rPr>
+          <w:rFonts w:ascii="Courier New" w:hAnsi="Courier New"/>
+          <w:sz w:val="19"/>
+        </w:rPr>
+        <w:t xml:space="preserve">. &lt;u&gt;Dolor, </w:t>
+      </w:r>
+      <w:proofErr w:type="spellStart"/>
+      <w:r>
+        <w:rPr>
+          <w:rFonts w:ascii="Courier New" w:hAnsi="Courier New"/>
+          <w:sz w:val="19"/>
+        </w:rPr>
+        <w:t>aliquid</w:t>
+      </w:r>
+      <w:proofErr w:type="spellEnd"/>
+      <w:r>
+        <w:rPr>
+          <w:rFonts w:ascii="Courier New" w:hAnsi="Courier New"/>
+          <w:sz w:val="19"/>
+        </w:rPr>
+        <w:t xml:space="preserve"> ipsum&lt;/u&gt;, tempore et dolore </w:t>
+      </w:r>
+      <w:proofErr w:type="spellStart"/>
+      <w:r>
+        <w:rPr>
+          <w:rFonts w:ascii="Courier New" w:hAnsi="Courier New"/>
+          <w:sz w:val="19"/>
+        </w:rPr>
+        <w:t>iste</w:t>
+      </w:r>
+      <w:proofErr w:type="spellEnd"/>
+      <w:r>
+        <w:rPr>
+          <w:rFonts w:ascii="Courier New" w:hAnsi="Courier New"/>
+          <w:sz w:val="19"/>
+        </w:rPr>
+        <w:t xml:space="preserve"> </w:t>
+      </w:r>
+      <w:proofErr w:type="spellStart"/>
+      <w:r>
+        <w:rPr>
+          <w:rFonts w:ascii="Courier New" w:hAnsi="Courier New"/>
+          <w:sz w:val="19"/>
+        </w:rPr>
+        <w:t>tempora</w:t>
+      </w:r>
+      <w:proofErr w:type="spellEnd"/>
+      <w:r>
+        <w:rPr>
+          <w:rFonts w:ascii="Courier New" w:hAnsi="Courier New"/>
+          <w:sz w:val="19"/>
+        </w:rPr>
+        <w:t xml:space="preserve"> </w:t>
+      </w:r>
+      <w:proofErr w:type="spellStart"/>
+      <w:r>
+        <w:rPr>
+          <w:rFonts w:ascii="Courier New" w:hAnsi="Courier New"/>
+          <w:sz w:val="19"/>
+        </w:rPr>
+        <w:t>aperiam</w:t>
+      </w:r>
+      <w:proofErr w:type="spellEnd"/>
+      <w:r>
+        <w:rPr>
+          <w:rFonts w:ascii="Courier New" w:hAnsi="Courier New"/>
+          <w:sz w:val="19"/>
+        </w:rPr>
+        <w:t xml:space="preserve"> </w:t>
+      </w:r>
+      <w:proofErr w:type="spellStart"/>
+      <w:r>
+        <w:rPr>
+          <w:rFonts w:ascii="Courier New" w:hAnsi="Courier New"/>
+          <w:sz w:val="19"/>
+        </w:rPr>
+        <w:t>consequuntur</w:t>
+      </w:r>
+      <w:proofErr w:type="spellEnd"/>
       <w:r>
         <w:rPr>
           <w:rFonts w:ascii="Courier New" w:hAnsi="Courier New"/>
@@ -711,7 +1407,151 @@
           <w:sz w:val="19"/>
         </w:rPr>
         <w:br/>
-        <w:t xml:space="preserve">        iure enim eligendi eos earum, labore mollitia ab itaque perspiciatis pariatur autem.</w:t>
+        <w:t xml:space="preserve">        </w:t>
+      </w:r>
+      <w:proofErr w:type="spellStart"/>
+      <w:r>
+        <w:rPr>
+          <w:rFonts w:ascii="Courier New" w:hAnsi="Courier New"/>
+          <w:sz w:val="19"/>
+        </w:rPr>
+        <w:t>iure</w:t>
+      </w:r>
+      <w:proofErr w:type="spellEnd"/>
+      <w:r>
+        <w:rPr>
+          <w:rFonts w:ascii="Courier New" w:hAnsi="Courier New"/>
+          <w:sz w:val="19"/>
+        </w:rPr>
+        <w:t xml:space="preserve"> </w:t>
+      </w:r>
+      <w:proofErr w:type="spellStart"/>
+      <w:r>
+        <w:rPr>
+          <w:rFonts w:ascii="Courier New" w:hAnsi="Courier New"/>
+          <w:sz w:val="19"/>
+        </w:rPr>
+        <w:t>enim</w:t>
+      </w:r>
+      <w:proofErr w:type="spellEnd"/>
+      <w:r>
+        <w:rPr>
+          <w:rFonts w:ascii="Courier New" w:hAnsi="Courier New"/>
+          <w:sz w:val="19"/>
+        </w:rPr>
+        <w:t xml:space="preserve"> </w:t>
+      </w:r>
+      <w:proofErr w:type="spellStart"/>
+      <w:r>
+        <w:rPr>
+          <w:rFonts w:ascii="Courier New" w:hAnsi="Courier New"/>
+          <w:sz w:val="19"/>
+        </w:rPr>
+        <w:t>eligendi</w:t>
+      </w:r>
+      <w:proofErr w:type="spellEnd"/>
+      <w:r>
+        <w:rPr>
+          <w:rFonts w:ascii="Courier New" w:hAnsi="Courier New"/>
+          <w:sz w:val="19"/>
+        </w:rPr>
+        <w:t xml:space="preserve"> </w:t>
+      </w:r>
+      <w:proofErr w:type="spellStart"/>
+      <w:r>
+        <w:rPr>
+          <w:rFonts w:ascii="Courier New" w:hAnsi="Courier New"/>
+          <w:sz w:val="19"/>
+        </w:rPr>
+        <w:t>eos</w:t>
+      </w:r>
+      <w:proofErr w:type="spellEnd"/>
+      <w:r>
+        <w:rPr>
+          <w:rFonts w:ascii="Courier New" w:hAnsi="Courier New"/>
+          <w:sz w:val="19"/>
+        </w:rPr>
+        <w:t xml:space="preserve"> </w:t>
+      </w:r>
+      <w:proofErr w:type="spellStart"/>
+      <w:r>
+        <w:rPr>
+          <w:rFonts w:ascii="Courier New" w:hAnsi="Courier New"/>
+          <w:sz w:val="19"/>
+        </w:rPr>
+        <w:t>earum</w:t>
+      </w:r>
+      <w:proofErr w:type="spellEnd"/>
+      <w:r>
+        <w:rPr>
+          <w:rFonts w:ascii="Courier New" w:hAnsi="Courier New"/>
+          <w:sz w:val="19"/>
+        </w:rPr>
+        <w:t xml:space="preserve">, labore </w:t>
+      </w:r>
+      <w:proofErr w:type="spellStart"/>
+      <w:r>
+        <w:rPr>
+          <w:rFonts w:ascii="Courier New" w:hAnsi="Courier New"/>
+          <w:sz w:val="19"/>
+        </w:rPr>
+        <w:t>mollitia</w:t>
+      </w:r>
+      <w:proofErr w:type="spellEnd"/>
+      <w:r>
+        <w:rPr>
+          <w:rFonts w:ascii="Courier New" w:hAnsi="Courier New"/>
+          <w:sz w:val="19"/>
+        </w:rPr>
+        <w:t xml:space="preserve"> ab </w:t>
+      </w:r>
+      <w:proofErr w:type="spellStart"/>
+      <w:r>
+        <w:rPr>
+          <w:rFonts w:ascii="Courier New" w:hAnsi="Courier New"/>
+          <w:sz w:val="19"/>
+        </w:rPr>
+        <w:t>itaque</w:t>
+      </w:r>
+      <w:proofErr w:type="spellEnd"/>
+      <w:r>
+        <w:rPr>
+          <w:rFonts w:ascii="Courier New" w:hAnsi="Courier New"/>
+          <w:sz w:val="19"/>
+        </w:rPr>
+        <w:t xml:space="preserve"> </w:t>
+      </w:r>
+      <w:proofErr w:type="spellStart"/>
+      <w:r>
+        <w:rPr>
+          <w:rFonts w:ascii="Courier New" w:hAnsi="Courier New"/>
+          <w:sz w:val="19"/>
+        </w:rPr>
+        <w:t>perspiciatis</w:t>
+      </w:r>
+      <w:proofErr w:type="spellEnd"/>
+      <w:r>
+        <w:rPr>
+          <w:rFonts w:ascii="Courier New" w:hAnsi="Courier New"/>
+          <w:sz w:val="19"/>
+        </w:rPr>
+        <w:t xml:space="preserve"> </w:t>
+      </w:r>
+      <w:proofErr w:type="spellStart"/>
+      <w:r>
+        <w:rPr>
+          <w:rFonts w:ascii="Courier New" w:hAnsi="Courier New"/>
+          <w:sz w:val="19"/>
+        </w:rPr>
+        <w:t>pariatur</w:t>
+      </w:r>
+      <w:proofErr w:type="spellEnd"/>
+      <w:r>
+        <w:rPr>
+          <w:rFonts w:ascii="Courier New" w:hAnsi="Courier New"/>
+          <w:sz w:val="19"/>
+        </w:rPr>
+        <w:t xml:space="preserve"> autem.</w:t>
       </w:r>
       <w:r>
         <w:rPr>
@@ -896,6 +1736,7 @@
         <w:rPr>
           <w:b/>
         </w:rPr>
+        <w:lastRenderedPageBreak/>
         <w:t>Test Cases &amp; Execution Results:</w:t>
       </w:r>
     </w:p>
@@ -1050,7 +1891,6 @@
               <w:spacing w:before="40" w:after="40"/>
             </w:pPr>
             <w:r>
-              <w:lastRenderedPageBreak/>
               <w:t>TC-02</w:t>
             </w:r>
           </w:p>
@@ -2373,7 +3213,6 @@
   <w:style w:type="character" w:default="1" w:styleId="DefaultParagraphFont">
     <w:name w:val="Default Paragraph Font"/>
     <w:uiPriority w:val="1"/>
-    <w:semiHidden/>
     <w:unhideWhenUsed/>
   </w:style>
   <w:style w:type="table" w:default="1" w:styleId="TableNormal">
